--- a/outputs/executive_summary_test_run_01.docx
+++ b/outputs/executive_summary_test_run_01.docx
@@ -12,7 +12,7 @@
     </w:p>
     <w:p>
       <w:r>
-        <w:t>PRISM is an AI‑powered content generation system that takes a source document and creates multiple content formats for diverse channels. By leveraging a centralized Fact Graph, PRISM ensures all outputs remain consistent and traceable, providing 100 % provenance verification. The system streamlines the authoring workflow, cutting multi‑channel production time by 75 %.</w:t>
+        <w:t>PRISM is an AI‑powered content generation system designed to streamline the creation of diverse content formats from a single source document. By leveraging a centralized Fact Graph, PRISM ensures consistency across all generated outputs, maintaining a unified knowledge base that underpins every format. The system delivers a 75 % reduction in multi‑channel authoring time, significantly accelerating content production workflows. Additionally, PRISM guarantees 100 % provenance verification, providing complete traceability and confidence in the accuracy of the generated material. These capabilities make PRISM an efficient, reliable solution for organizations seeking rapid, consistent, and verifiable content across multiple channels.</w:t>
       </w:r>
     </w:p>
     <w:sectPr>
